--- a/2. Planificación/PR-04 Identificación de Peligros y Evaluación de Riesgos (IPER).docx
+++ b/2. Planificación/PR-04 Identificación de Peligros y Evaluación de Riesgos (IPER).docx
@@ -527,7 +527,7 @@
         <w:rPr>
           <w:rFonts w:ascii="Arial" w:hAnsi="Arial" w:cs="Arial"/>
         </w:rPr>
-        <w:t>Para tareas críticas o no rutinarias se completa el FR-34-01 (ART/AST) antes de iniciar. Participan el supervisor y los trabajadores involucrados.</w:t>
+        <w:t>Para tareas críticas o no rutinarias se completa el FR-110-01 (ART/AST) antes de iniciar. Participan el supervisor y los trabajadores involucrados.</w:t>
       </w:r>
     </w:p>
     <w:p>
@@ -609,7 +609,7 @@
         <w:rPr>
           <w:rFonts w:ascii="Arial" w:hAnsi="Arial" w:cs="Arial"/>
         </w:rPr>
-        <w:t>• FR-35-01 – Matriz IPER (actualizada y firmada)</w:t>
+        <w:t>• FR-111-01 – Matriz IPER (actualizada y firmada)</w:t>
       </w:r>
     </w:p>
     <w:p>
@@ -623,7 +623,7 @@
         <w:rPr>
           <w:rFonts w:ascii="Arial" w:hAnsi="Arial" w:cs="Arial"/>
         </w:rPr>
-        <w:t>• FR-34-01 – ART/AST por tarea crítica</w:t>
+        <w:t>• FR-110-01 – ART/AST por tarea crítica</w:t>
       </w:r>
     </w:p>
     <w:p>
@@ -2624,7 +2624,7 @@
               <w:sz w:val="20"/>
               <w:szCs w:val="20"/>
             </w:rPr>
-            <w:t>Marzo</w:t>
+            <w:t>Mayo</w:t>
           </w:r>
           <w:proofErr w:type="gramEnd"/>
           <w:r>
